--- a/Сессия 1/сессия 1.docx
+++ b/Сессия 1/сессия 1.docx
@@ -104,6 +104,46 @@
           <w:lang w:val="en-US"/>
         </w:rPr>
       </w:pPr>
+      <w:r>
+        <w:rPr>
+          <w:lang w:val="en-US"/>
+        </w:rPr>
+        <w:drawing>
+          <wp:inline distT="0" distB="0" distL="0" distR="0" wp14:anchorId="42795E66" wp14:editId="2611BB93">
+            <wp:extent cx="5940425" cy="4033520"/>
+            <wp:effectExtent l="0" t="0" r="3175" b="5080"/>
+            <wp:docPr id="2095900749" name="Рисунок 1"/>
+            <wp:cNvGraphicFramePr>
+              <a:graphicFrameLocks xmlns:a="http://schemas.openxmlformats.org/drawingml/2006/main" noChangeAspect="1"/>
+            </wp:cNvGraphicFramePr>
+            <a:graphic xmlns:a="http://schemas.openxmlformats.org/drawingml/2006/main">
+              <a:graphicData uri="http://schemas.openxmlformats.org/drawingml/2006/picture">
+                <pic:pic xmlns:pic="http://schemas.openxmlformats.org/drawingml/2006/picture">
+                  <pic:nvPicPr>
+                    <pic:cNvPr id="2095900749" name=""/>
+                    <pic:cNvPicPr/>
+                  </pic:nvPicPr>
+                  <pic:blipFill>
+                    <a:blip r:embed="rId6"/>
+                    <a:stretch>
+                      <a:fillRect/>
+                    </a:stretch>
+                  </pic:blipFill>
+                  <pic:spPr>
+                    <a:xfrm>
+                      <a:off x="0" y="0"/>
+                      <a:ext cx="5940425" cy="4033520"/>
+                    </a:xfrm>
+                    <a:prstGeom prst="rect">
+                      <a:avLst/>
+                    </a:prstGeom>
+                  </pic:spPr>
+                </pic:pic>
+              </a:graphicData>
+            </a:graphic>
+          </wp:inline>
+        </w:drawing>
+      </w:r>
     </w:p>
     <w:p>
       <w:r>
@@ -127,7 +167,7 @@
                     <pic:cNvPicPr/>
                   </pic:nvPicPr>
                   <pic:blipFill>
-                    <a:blip r:embed="rId6"/>
+                    <a:blip r:embed="rId7"/>
                     <a:stretch>
                       <a:fillRect/>
                     </a:stretch>
@@ -160,23 +200,7 @@
     </w:p>
     <w:p>
       <w:r>
-        <w:t>EXEC [</w:t>
-      </w:r>
-      <w:proofErr w:type="spellStart"/>
-      <w:r>
-        <w:t>dbo</w:t>
-      </w:r>
-      <w:proofErr w:type="spellEnd"/>
-      <w:r>
-        <w:t>].[</w:t>
-      </w:r>
-      <w:proofErr w:type="spellStart"/>
-      <w:r>
-        <w:t>Отчет_ПартииЗаПериод</w:t>
-      </w:r>
-      <w:proofErr w:type="spellEnd"/>
-      <w:r>
-        <w:t>] '2025-03-01', '2025-03-31';</w:t>
+        <w:t>EXEC [dbo].[Отчет_ПартииЗаПериод] '2025-03-01', '2025-03-31';</w:t>
       </w:r>
     </w:p>
     <w:p/>
@@ -187,23 +211,7 @@
     </w:p>
     <w:p>
       <w:r>
-        <w:t>EXEC [</w:t>
-      </w:r>
-      <w:proofErr w:type="spellStart"/>
-      <w:r>
-        <w:t>dbo</w:t>
-      </w:r>
-      <w:proofErr w:type="spellEnd"/>
-      <w:r>
-        <w:t>].[</w:t>
-      </w:r>
-      <w:proofErr w:type="spellStart"/>
-      <w:r>
-        <w:t>Отчет_ОтклоненияЗаПериод</w:t>
-      </w:r>
-      <w:proofErr w:type="spellEnd"/>
-      <w:r>
-        <w:t>] '2025-03-01', '2025-03-31';</w:t>
+        <w:t>EXEC [dbo].[Отчет_ОтклоненияЗаПериод] '2025-03-01', '2025-03-31';</w:t>
       </w:r>
     </w:p>
     <w:p/>
@@ -214,23 +222,7 @@
     </w:p>
     <w:p>
       <w:r>
-        <w:t>EXEC [</w:t>
-      </w:r>
-      <w:proofErr w:type="spellStart"/>
-      <w:r>
-        <w:t>dbo</w:t>
-      </w:r>
-      <w:proofErr w:type="spellEnd"/>
-      <w:r>
-        <w:t>].[</w:t>
-      </w:r>
-      <w:proofErr w:type="spellStart"/>
-      <w:r>
-        <w:t>АктивныеПартии</w:t>
-      </w:r>
-      <w:proofErr w:type="spellEnd"/>
-      <w:r>
-        <w:t>];</w:t>
+        <w:t>EXEC [dbo].[АктивныеПартии];</w:t>
       </w:r>
     </w:p>
     <w:p/>
@@ -241,23 +233,7 @@
     </w:p>
     <w:p>
       <w:r>
-        <w:t>EXEC [</w:t>
-      </w:r>
-      <w:proofErr w:type="spellStart"/>
-      <w:r>
-        <w:t>dbo</w:t>
-      </w:r>
-      <w:proofErr w:type="spellEnd"/>
-      <w:r>
-        <w:t>].[</w:t>
-      </w:r>
-      <w:proofErr w:type="spellStart"/>
-      <w:r>
-        <w:t>ПартииОжидающиеКонтроля</w:t>
-      </w:r>
-      <w:proofErr w:type="spellEnd"/>
-      <w:r>
-        <w:t>];</w:t>
+        <w:t>EXEC [dbo].[ПартииОжидающиеКонтроля];</w:t>
       </w:r>
     </w:p>
     <w:p/>
@@ -268,23 +244,7 @@
     </w:p>
     <w:p>
       <w:r>
-        <w:t>EXEC [</w:t>
-      </w:r>
-      <w:proofErr w:type="spellStart"/>
-      <w:r>
-        <w:t>dbo</w:t>
-      </w:r>
-      <w:proofErr w:type="spellEnd"/>
-      <w:r>
-        <w:t>].[</w:t>
-      </w:r>
-      <w:proofErr w:type="spellStart"/>
-      <w:r>
-        <w:t>СтатистикаОтклонений</w:t>
-      </w:r>
-      <w:proofErr w:type="spellEnd"/>
-      <w:r>
-        <w:t>] '2025-03-01', '2025-12-31';</w:t>
+        <w:t>EXEC [dbo].[СтатистикаОтклонений] '2025-03-01', '2025-12-31';</w:t>
       </w:r>
     </w:p>
     <w:sectPr>

--- a/Сессия 1/сессия 1.docx
+++ b/Сессия 1/сессия 1.docx
@@ -10,13 +10,13 @@
       </w:pPr>
       <w:r>
         <w:rPr>
-          <w:noProof/>
+          <w:lang w:val="en-US"/>
         </w:rPr>
         <w:drawing>
-          <wp:inline distT="0" distB="0" distL="0" distR="0" wp14:anchorId="2B2E526E" wp14:editId="2B1D0B02">
-            <wp:extent cx="3562847" cy="6096851"/>
-            <wp:effectExtent l="0" t="0" r="0" b="0"/>
-            <wp:docPr id="1202537638" name="Рисунок 1"/>
+          <wp:inline distT="0" distB="0" distL="0" distR="0" wp14:anchorId="272FB962" wp14:editId="6CE7BE37">
+            <wp:extent cx="2505425" cy="5830114"/>
+            <wp:effectExtent l="0" t="0" r="9525" b="0"/>
+            <wp:docPr id="1886317622" name="Рисунок 1"/>
             <wp:cNvGraphicFramePr>
               <a:graphicFrameLocks xmlns:a="http://schemas.openxmlformats.org/drawingml/2006/main" noChangeAspect="1"/>
             </wp:cNvGraphicFramePr>
@@ -24,7 +24,7 @@
               <a:graphicData uri="http://schemas.openxmlformats.org/drawingml/2006/picture">
                 <pic:pic xmlns:pic="http://schemas.openxmlformats.org/drawingml/2006/picture">
                   <pic:nvPicPr>
-                    <pic:cNvPr id="1202537638" name=""/>
+                    <pic:cNvPr id="1886317622" name=""/>
                     <pic:cNvPicPr/>
                   </pic:nvPicPr>
                   <pic:blipFill>
@@ -36,7 +36,7 @@
                   <pic:spPr>
                     <a:xfrm>
                       <a:off x="0" y="0"/>
-                      <a:ext cx="3562847" cy="6096851"/>
+                      <a:ext cx="2505425" cy="5830114"/>
                     </a:xfrm>
                     <a:prstGeom prst="rect">
                       <a:avLst/>
@@ -106,6 +106,7 @@
       </w:pPr>
       <w:r>
         <w:rPr>
+          <w:noProof/>
           <w:lang w:val="en-US"/>
         </w:rPr>
         <w:drawing>
@@ -200,7 +201,23 @@
     </w:p>
     <w:p>
       <w:r>
-        <w:t>EXEC [dbo].[Отчет_ПартииЗаПериод] '2025-03-01', '2025-03-31';</w:t>
+        <w:t>EXEC [</w:t>
+      </w:r>
+      <w:proofErr w:type="spellStart"/>
+      <w:r>
+        <w:t>dbo</w:t>
+      </w:r>
+      <w:proofErr w:type="spellEnd"/>
+      <w:r>
+        <w:t>].[</w:t>
+      </w:r>
+      <w:proofErr w:type="spellStart"/>
+      <w:r>
+        <w:t>Отчет_ПартииЗаПериод</w:t>
+      </w:r>
+      <w:proofErr w:type="spellEnd"/>
+      <w:r>
+        <w:t>] '2025-03-01', '2025-03-31';</w:t>
       </w:r>
     </w:p>
     <w:p/>
@@ -211,7 +228,23 @@
     </w:p>
     <w:p>
       <w:r>
-        <w:t>EXEC [dbo].[Отчет_ОтклоненияЗаПериод] '2025-03-01', '2025-03-31';</w:t>
+        <w:t>EXEC [</w:t>
+      </w:r>
+      <w:proofErr w:type="spellStart"/>
+      <w:r>
+        <w:t>dbo</w:t>
+      </w:r>
+      <w:proofErr w:type="spellEnd"/>
+      <w:r>
+        <w:t>].[</w:t>
+      </w:r>
+      <w:proofErr w:type="spellStart"/>
+      <w:r>
+        <w:t>Отчет_ОтклоненияЗаПериод</w:t>
+      </w:r>
+      <w:proofErr w:type="spellEnd"/>
+      <w:r>
+        <w:t>] '2025-03-01', '2025-03-31';</w:t>
       </w:r>
     </w:p>
     <w:p/>
@@ -222,7 +255,23 @@
     </w:p>
     <w:p>
       <w:r>
-        <w:t>EXEC [dbo].[АктивныеПартии];</w:t>
+        <w:t>EXEC [</w:t>
+      </w:r>
+      <w:proofErr w:type="spellStart"/>
+      <w:r>
+        <w:t>dbo</w:t>
+      </w:r>
+      <w:proofErr w:type="spellEnd"/>
+      <w:r>
+        <w:t>].[</w:t>
+      </w:r>
+      <w:proofErr w:type="spellStart"/>
+      <w:r>
+        <w:t>АктивныеПартии</w:t>
+      </w:r>
+      <w:proofErr w:type="spellEnd"/>
+      <w:r>
+        <w:t>];</w:t>
       </w:r>
     </w:p>
     <w:p/>
@@ -233,7 +282,23 @@
     </w:p>
     <w:p>
       <w:r>
-        <w:t>EXEC [dbo].[ПартииОжидающиеКонтроля];</w:t>
+        <w:t>EXEC [</w:t>
+      </w:r>
+      <w:proofErr w:type="spellStart"/>
+      <w:r>
+        <w:t>dbo</w:t>
+      </w:r>
+      <w:proofErr w:type="spellEnd"/>
+      <w:r>
+        <w:t>].[</w:t>
+      </w:r>
+      <w:proofErr w:type="spellStart"/>
+      <w:r>
+        <w:t>ПартииОжидающиеКонтроля</w:t>
+      </w:r>
+      <w:proofErr w:type="spellEnd"/>
+      <w:r>
+        <w:t>];</w:t>
       </w:r>
     </w:p>
     <w:p/>
@@ -244,7 +309,23 @@
     </w:p>
     <w:p>
       <w:r>
-        <w:t>EXEC [dbo].[СтатистикаОтклонений] '2025-03-01', '2025-12-31';</w:t>
+        <w:t>EXEC [</w:t>
+      </w:r>
+      <w:proofErr w:type="spellStart"/>
+      <w:r>
+        <w:t>dbo</w:t>
+      </w:r>
+      <w:proofErr w:type="spellEnd"/>
+      <w:r>
+        <w:t>].[</w:t>
+      </w:r>
+      <w:proofErr w:type="spellStart"/>
+      <w:r>
+        <w:t>СтатистикаОтклонений</w:t>
+      </w:r>
+      <w:proofErr w:type="spellEnd"/>
+      <w:r>
+        <w:t>] '2025-03-01', '2025-12-31';</w:t>
       </w:r>
     </w:p>
     <w:sectPr>
